--- a/pgr_app/modelos/modelo_risco_pgr.docx
+++ b/pgr_app/modelos/modelo_risco_pgr.docx
@@ -1354,7 +1354,7 @@
                 <w:sz w:val="20"/>
                 <w:szCs w:val="20"/>
               </w:rPr>
-              <w:t>NENHUM FATOR DE RISCO PSICOSSOCIAL FOI IDENTIFICADO PARA A SETOR</w:t>
+              <w:t>NENHUM FATOR DE RISCO PSICOSSOCIAL FOI IDENTIFICADO PARA O GES</w:t>
             </w:r>
           </w:p>
         </w:tc>
